--- a/pragyan/PRAGYAN_2K26_PS_2-03.docx
+++ b/pragyan/PRAGYAN_2K26_PS_2-03.docx
@@ -129,12 +129,9 @@
         <w:pStyle w:val="3"/>
         <w:jc w:val="center"/>
         <w:rPr>
-          <w:rFonts w:hint="default" w:ascii="Calibri" w:hAnsi="Calibri" w:cs="Calibri"/>
-          <w:b/>
-          <w:bCs/>
-          <w:color w:val="17375E" w:themeColor="text2" w:themeShade="BF"/>
-          <w:sz w:val="36"/>
-          <w:szCs w:val="36"/>
+          <w:rFonts w:ascii="Times New Roman" w:hAnsi="Times New Roman" w:cs="Times New Roman"/>
+          <w:sz w:val="24"/>
+          <w:szCs w:val="24"/>
         </w:rPr>
       </w:pPr>
       <w:r>
@@ -146,7 +143,7 @@
           <w:sz w:val="36"/>
           <w:szCs w:val="36"/>
         </w:rPr>
-        <w:t>MULTILINGUAL MISINFORMATION AND GREEN-CLAIMS VERIFICATION FOR CONSUMERS</w:t>
+        <w:t>PRIVACY-PRESERVING CONSUMER INTELLIGENCE FOR RESPONSIBLE PERSONALISATION</w:t>
       </w:r>
     </w:p>
     <w:p>
@@ -225,41 +222,23 @@
           </w:tcPr>
           <w:p>
             <w:pPr>
+              <w:spacing w:after="0" w:line="276" w:lineRule="auto"/>
               <w:jc w:val="both"/>
               <w:rPr>
-                <w:rFonts w:cs="Times New Roman"/>
-                <w:sz w:val="24"/>
-                <w:szCs w:val="24"/>
+                <w:rFonts w:hint="default" w:asciiTheme="minorAscii" w:hAnsiTheme="minorAscii"/>
+                <w:sz w:val="36"/>
+                <w:szCs w:val="36"/>
               </w:rPr>
             </w:pPr>
             <w:bookmarkStart w:id="0" w:name="_GoBack"/>
             <w:r>
               <w:rPr>
                 <w:rFonts w:cs="Times New Roman"/>
-                <w:b/>
                 <w:sz w:val="36"/>
                 <w:szCs w:val="36"/>
               </w:rPr>
-              <w:t xml:space="preserve"> </w:t>
+              <w:t>Develop an AI-enabled customer insight system for small retailers or service providers that improves relevance and retention without invasive profiling, opaque manipulation or unnecessary personal-data collection. Teams must demonstrate that useful insights can be generated from minimised or aggregated data.</w:t>
             </w:r>
-            <w:r>
-              <w:rPr>
-                <w:rFonts w:cs="Times New Roman"/>
-                <w:sz w:val="24"/>
-                <w:szCs w:val="24"/>
-              </w:rPr>
-              <w:t>Create a consumer-facing verification workflow that helps people assess high-impact product claims—especially sustainability, health-adjacent marketing or financial promotions—across regional languages and social formats. It should distinguish evidence, opinion and uncertainty instead of labelling every disputed statement as true or false.</w:t>
-            </w:r>
-          </w:p>
-          <w:p>
-            <w:pPr>
-              <w:spacing w:after="0" w:line="276" w:lineRule="auto"/>
-              <w:jc w:val="both"/>
-              <w:rPr>
-                <w:sz w:val="36"/>
-                <w:szCs w:val="36"/>
-              </w:rPr>
-            </w:pPr>
           </w:p>
         </w:tc>
       </w:tr>
@@ -613,7 +592,7 @@
   <w:docDefaults>
     <w:rPrDefault>
       <w:rPr>
-        <w:rFonts w:ascii="Calibri" w:hAnsi="Calibri" w:eastAsia="Calibri" w:cs="Calibri"/>
+        <w:rFonts w:ascii="Times New Roman" w:hAnsi="Times New Roman" w:eastAsia="SimSun" w:cs="Times New Roman"/>
       </w:rPr>
     </w:rPrDefault>
     <w:pPrDefault/>
